--- a/documentation.docx
+++ b/documentation.docx
@@ -661,8 +661,6 @@
           <w:szCs w:val="36"/>
         </w:rPr>
       </w:pPr>
-      <w:bookmarkStart w:id="0" w:name="_GoBack"/>
-      <w:bookmarkEnd w:id="0"/>
       <w:r>
         <w:rPr>
           <w:rFonts w:ascii="Times New Roman" w:eastAsia="Times New Roman" w:hAnsi="Times New Roman" w:cs="Times New Roman"/>
@@ -745,6 +743,30 @@
         </w:rPr>
         <w:t>Preferred Communication Method with Designer (Chat, Video Call, Email):</w:t>
       </w:r>
+    </w:p>
+    <w:p>
+      <w:pPr>
+        <w:spacing w:before="100" w:beforeAutospacing="1" w:after="100" w:afterAutospacing="1" w:line="240" w:lineRule="auto"/>
+        <w:rPr>
+          <w:rFonts w:ascii="Times New Roman" w:eastAsia="Times New Roman" w:hAnsi="Times New Roman" w:cs="Times New Roman"/>
+          <w:b/>
+          <w:bCs/>
+          <w:sz w:val="24"/>
+          <w:szCs w:val="24"/>
+        </w:rPr>
+      </w:pPr>
+    </w:p>
+    <w:p>
+      <w:pPr>
+        <w:spacing w:before="100" w:beforeAutospacing="1" w:after="100" w:afterAutospacing="1" w:line="240" w:lineRule="auto"/>
+        <w:rPr>
+          <w:rFonts w:ascii="Times New Roman" w:eastAsia="Times New Roman" w:hAnsi="Times New Roman" w:cs="Times New Roman"/>
+          <w:sz w:val="24"/>
+          <w:szCs w:val="24"/>
+        </w:rPr>
+      </w:pPr>
+      <w:bookmarkStart w:id="0" w:name="_GoBack"/>
+      <w:bookmarkEnd w:id="0"/>
     </w:p>
     <w:p>
       <w:pPr>

--- a/documentation.docx
+++ b/documentation.docx
@@ -765,17 +765,27 @@
           <w:szCs w:val="24"/>
         </w:rPr>
       </w:pPr>
+      <w:r>
+        <w:rPr>
+          <w:rFonts w:ascii="Times New Roman" w:eastAsia="Times New Roman" w:hAnsi="Times New Roman" w:cs="Times New Roman"/>
+          <w:sz w:val="24"/>
+          <w:szCs w:val="24"/>
+        </w:rPr>
+        <w:t>https://imgur.com/gallery/i-disassembled-joycon-stick-to-shed-some-light-on-why-drifting-occurs-58bBc43</w:t>
+      </w:r>
       <w:bookmarkStart w:id="0" w:name="_GoBack"/>
       <w:bookmarkEnd w:id="0"/>
     </w:p>
     <w:p>
-      <w:pPr>
-        <w:rPr>
-          <w:lang w:val="hu-HU"/>
-        </w:rPr>
-      </w:pPr>
-    </w:p>
-    <w:p/>
+      <w:proofErr w:type="spellStart"/>
+      <w:r>
+        <w:t>fiverr</w:t>
+      </w:r>
+      <w:proofErr w:type="spellEnd"/>
+      <w:r>
+        <w:t xml:space="preserve"> options</w:t>
+      </w:r>
+    </w:p>
     <w:sectPr>
       <w:pgSz w:w="12240" w:h="15840"/>
       <w:pgMar w:top="1440" w:right="1440" w:bottom="1440" w:left="1440" w:header="708" w:footer="708" w:gutter="0"/>

--- a/documentation.docx
+++ b/documentation.docx
@@ -773,18 +773,24 @@
         </w:rPr>
         <w:t>https://imgur.com/gallery/i-disassembled-joycon-stick-to-shed-some-light-on-why-drifting-occurs-58bBc43</w:t>
       </w:r>
+    </w:p>
+    <w:p>
+      <w:proofErr w:type="spellStart"/>
+      <w:r>
+        <w:t>fiverr</w:t>
+      </w:r>
+      <w:proofErr w:type="spellEnd"/>
+      <w:r>
+        <w:t xml:space="preserve"> options</w:t>
+      </w:r>
+    </w:p>
+    <w:p>
+      <w:r>
+        <w:lastRenderedPageBreak/>
+        <w:t>extra</w:t>
+      </w:r>
       <w:bookmarkStart w:id="0" w:name="_GoBack"/>
       <w:bookmarkEnd w:id="0"/>
-    </w:p>
-    <w:p>
-      <w:proofErr w:type="spellStart"/>
-      <w:r>
-        <w:t>fiverr</w:t>
-      </w:r>
-      <w:proofErr w:type="spellEnd"/>
-      <w:r>
-        <w:t xml:space="preserve"> options</w:t>
-      </w:r>
     </w:p>
     <w:sectPr>
       <w:pgSz w:w="12240" w:h="15840"/>

--- a/documentation.docx
+++ b/documentation.docx
@@ -661,8 +661,6 @@
           <w:szCs w:val="36"/>
         </w:rPr>
       </w:pPr>
-      <w:bookmarkStart w:id="0" w:name="_GoBack"/>
-      <w:bookmarkEnd w:id="0"/>
       <w:r>
         <w:rPr>
           <w:rFonts w:ascii="Times New Roman" w:eastAsia="Times New Roman" w:hAnsi="Times New Roman" w:cs="Times New Roman"/>
@@ -753,7 +751,109 @@
         </w:rPr>
       </w:pPr>
     </w:p>
+    <w:p>
+      <w:pPr>
+        <w:rPr>
+          <w:lang w:val="hu-HU"/>
+        </w:rPr>
+      </w:pPr>
+      <w:proofErr w:type="spellStart"/>
+      <w:r>
+        <w:rPr>
+          <w:lang w:val="hu-HU"/>
+        </w:rPr>
+        <w:t>Precondition</w:t>
+      </w:r>
+      <w:proofErr w:type="spellEnd"/>
+      <w:r>
+        <w:rPr>
+          <w:lang w:val="hu-HU"/>
+        </w:rPr>
+        <w:t>:</w:t>
+      </w:r>
+    </w:p>
+    <w:p>
+      <w:pPr>
+        <w:rPr>
+          <w:lang w:val="hu-HU"/>
+        </w:rPr>
+      </w:pPr>
+      <w:proofErr w:type="spellStart"/>
+      <w:r>
+        <w:rPr>
+          <w:lang w:val="hu-HU"/>
+        </w:rPr>
+        <w:t>Snaptron</w:t>
+      </w:r>
+      <w:proofErr w:type="spellEnd"/>
+      <w:r>
+        <w:rPr>
+          <w:lang w:val="hu-HU"/>
+        </w:rPr>
+        <w:t xml:space="preserve"> 7mm metal </w:t>
+      </w:r>
+      <w:proofErr w:type="spellStart"/>
+      <w:r>
+        <w:rPr>
+          <w:lang w:val="hu-HU"/>
+        </w:rPr>
+        <w:t>dome</w:t>
+      </w:r>
+      <w:proofErr w:type="spellEnd"/>
+      <w:r>
+        <w:rPr>
+          <w:lang w:val="hu-HU"/>
+        </w:rPr>
+        <w:t xml:space="preserve"> </w:t>
+      </w:r>
+      <w:proofErr w:type="spellStart"/>
+      <w:r>
+        <w:rPr>
+          <w:lang w:val="hu-HU"/>
+        </w:rPr>
+        <w:t>footprint</w:t>
+      </w:r>
+      <w:proofErr w:type="spellEnd"/>
+    </w:p>
     <w:p/>
+    <w:p>
+      <w:r>
+        <w:lastRenderedPageBreak/>
+        <w:t xml:space="preserve">output for </w:t>
+      </w:r>
+      <w:proofErr w:type="spellStart"/>
+      <w:r>
+        <w:t>usb</w:t>
+      </w:r>
+      <w:proofErr w:type="spellEnd"/>
+      <w:r>
+        <w:t xml:space="preserve"> standard</w:t>
+      </w:r>
+    </w:p>
+    <w:p>
+      <w:r>
+        <w:t>works as keyboard and mouse</w:t>
+      </w:r>
+    </w:p>
+    <w:p>
+      <w:r>
+        <w:t>form factor around 14cm * 8cm</w:t>
+      </w:r>
+    </w:p>
+    <w:p>
+      <w:r>
+        <w:t>contains a controller that check the input of the keyboard and the mouse and converts it to a USB output</w:t>
+      </w:r>
+    </w:p>
+    <w:p/>
+    <w:p/>
+    <w:p>
+      <w:r>
+        <w:t>it should include rp2040 chip</w:t>
+      </w:r>
+      <w:bookmarkStart w:id="0" w:name="_GoBack"/>
+      <w:bookmarkEnd w:id="0"/>
+    </w:p>
     <w:sectPr>
       <w:pgSz w:w="12240" w:h="15840"/>
       <w:pgMar w:top="1440" w:right="1440" w:bottom="1440" w:left="1440" w:header="708" w:footer="708" w:gutter="0"/>

--- a/documentation.docx
+++ b/documentation.docx
@@ -850,6 +850,19 @@
     <w:p>
       <w:r>
         <w:t>it should include rp2040 chip</w:t>
+      </w:r>
+    </w:p>
+    <w:p>
+      <w:r>
+        <w:t xml:space="preserve">resistors and </w:t>
+      </w:r>
+      <w:proofErr w:type="spellStart"/>
+      <w:r>
+        <w:t>bom</w:t>
+      </w:r>
+      <w:proofErr w:type="spellEnd"/>
+      <w:r>
+        <w:t xml:space="preserve"> list added</w:t>
       </w:r>
       <w:bookmarkStart w:id="0" w:name="_GoBack"/>
       <w:bookmarkEnd w:id="0"/>

--- a/documentation.docx
+++ b/documentation.docx
@@ -863,6 +863,11 @@
       <w:proofErr w:type="spellEnd"/>
       <w:r>
         <w:t xml:space="preserve"> list added</w:t>
+      </w:r>
+    </w:p>
+    <w:p>
+      <w:r>
+        <w:t>modify</w:t>
       </w:r>
       <w:bookmarkStart w:id="0" w:name="_GoBack"/>
       <w:bookmarkEnd w:id="0"/>

--- a/documentation.docx
+++ b/documentation.docx
@@ -868,6 +868,11 @@
     <w:p>
       <w:r>
         <w:t>modify</w:t>
+      </w:r>
+    </w:p>
+    <w:p>
+      <w:r>
+        <w:t>adada</w:t>
       </w:r>
       <w:bookmarkStart w:id="0" w:name="_GoBack"/>
       <w:bookmarkEnd w:id="0"/>
